--- a/课程注册系统需求分析文档.docx
+++ b/课程注册系统需求分析文档.docx
@@ -13,13 +13,7 @@
     </w:p>
     <w:p>
       <w:r>
-        <w:t>初稿日期：</w:t>
-      </w:r>
-      <w:r>
-        <w:t>2026-10-12</w:t>
-      </w:r>
-      <w:r>
-        <w:t>；当前项目同步日期：</w:t>
+        <w:t>最终同步版本：</w:t>
       </w:r>
       <w:r>
         <w:t>2026-10-14</w:t>
@@ -30,13 +24,7 @@
     </w:p>
     <w:p>
       <w:r>
-        <w:t>小组共</w:t>
-      </w:r>
-      <w:r>
-        <w:t>4</w:t>
-      </w:r>
-      <w:r>
-        <w:t>人，分工见</w:t>
+        <w:t>小组按学生、教师、教务和公共功能分工，见</w:t>
       </w:r>
       <w:hyperlink r:id="rId8" w:anchor="h_833d9cad5478644d7879">
         <w:r>
@@ -44,20 +32,6 @@
         </w:r>
         <w:r>
           <w:t>3</w:t>
-        </w:r>
-        <w:r>
-          <w:t>节</w:t>
-        </w:r>
-      </w:hyperlink>
-      <w:r>
-        <w:t>。组号、成员信息和贡献比例统一填写在</w:t>
-      </w:r>
-      <w:hyperlink r:id="rId9" w:anchor="h_cc9f4a77e1876c69ca0c">
-        <w:r>
-          <w:t>工作总结第</w:t>
-        </w:r>
-        <w:r>
-          <w:t>5.5</w:t>
         </w:r>
         <w:r>
           <w:t>节</w:t>
@@ -99,7 +73,7 @@
       <w:r>
         <w:fldChar w:fldCharType="separate"/>
       </w:r>
-      <w:hyperlink w:anchor="_Toc242861680" w:history="1">
+      <w:hyperlink w:anchor="_Toc242864532" w:history="1">
         <w:r>
           <w:rPr>
             <w:rStyle w:val="aff9"/>
@@ -143,7 +117,7 @@
             <w:noProof/>
             <w:webHidden/>
           </w:rPr>
-          <w:instrText>PAGEREF _Toc242861680 \h</w:instrText>
+          <w:instrText>PAGEREF _Toc242864532 \h</w:instrText>
         </w:r>
         <w:r>
           <w:rPr>
@@ -196,7 +170,7 @@
           <w:noProof/>
         </w:rPr>
       </w:pPr>
-      <w:hyperlink w:anchor="_Toc242861681" w:history="1">
+      <w:hyperlink w:anchor="_Toc242864533" w:history="1">
         <w:r>
           <w:rPr>
             <w:rStyle w:val="aff9"/>
@@ -240,7 +214,7 @@
             <w:noProof/>
             <w:webHidden/>
           </w:rPr>
-          <w:instrText>PAGEREF _Toc242861681 \h</w:instrText>
+          <w:instrText>PAGEREF _Toc242864533 \h</w:instrText>
         </w:r>
         <w:r>
           <w:rPr>
@@ -294,7 +268,7 @@
           <w:noProof/>
         </w:rPr>
       </w:pPr>
-      <w:hyperlink w:anchor="_Toc242861682" w:history="1">
+      <w:hyperlink w:anchor="_Toc242864534" w:history="1">
         <w:r>
           <w:rPr>
             <w:rStyle w:val="aff9"/>
@@ -338,7 +312,7 @@
             <w:noProof/>
             <w:webHidden/>
           </w:rPr>
-          <w:instrText>PAGEREF _Toc242861682 \h</w:instrText>
+          <w:instrText>PAGEREF _Toc242864534 \h</w:instrText>
         </w:r>
         <w:r>
           <w:rPr>
@@ -392,7 +366,7 @@
           <w:noProof/>
         </w:rPr>
       </w:pPr>
-      <w:hyperlink w:anchor="_Toc242861683" w:history="1">
+      <w:hyperlink w:anchor="_Toc242864535" w:history="1">
         <w:r>
           <w:rPr>
             <w:rStyle w:val="aff9"/>
@@ -436,7 +410,7 @@
             <w:noProof/>
             <w:webHidden/>
           </w:rPr>
-          <w:instrText>PAGEREF _Toc242861683 \h</w:instrText>
+          <w:instrText>PAGEREF _Toc242864535 \h</w:instrText>
         </w:r>
         <w:r>
           <w:rPr>
@@ -489,7 +463,7 @@
           <w:noProof/>
         </w:rPr>
       </w:pPr>
-      <w:hyperlink w:anchor="_Toc242861684" w:history="1">
+      <w:hyperlink w:anchor="_Toc242864536" w:history="1">
         <w:r>
           <w:rPr>
             <w:rStyle w:val="aff9"/>
@@ -533,7 +507,7 @@
             <w:noProof/>
             <w:webHidden/>
           </w:rPr>
-          <w:instrText>PAGEREF _Toc242861684 \h</w:instrText>
+          <w:instrText>PAGEREF _Toc242864536 \h</w:instrText>
         </w:r>
         <w:r>
           <w:rPr>
@@ -587,7 +561,7 @@
           <w:noProof/>
         </w:rPr>
       </w:pPr>
-      <w:hyperlink w:anchor="_Toc242861685" w:history="1">
+      <w:hyperlink w:anchor="_Toc242864537" w:history="1">
         <w:r>
           <w:rPr>
             <w:rStyle w:val="aff9"/>
@@ -631,7 +605,7 @@
             <w:noProof/>
             <w:webHidden/>
           </w:rPr>
-          <w:instrText>PAGEREF _Toc242861685 \h</w:instrText>
+          <w:instrText>PAGEREF _Toc242864537 \h</w:instrText>
         </w:r>
         <w:r>
           <w:rPr>
@@ -685,7 +659,7 @@
           <w:noProof/>
         </w:rPr>
       </w:pPr>
-      <w:hyperlink w:anchor="_Toc242861686" w:history="1">
+      <w:hyperlink w:anchor="_Toc242864538" w:history="1">
         <w:r>
           <w:rPr>
             <w:rStyle w:val="aff9"/>
@@ -729,7 +703,7 @@
             <w:noProof/>
             <w:webHidden/>
           </w:rPr>
-          <w:instrText>PAGEREF _Toc242861686 \h</w:instrText>
+          <w:instrText>PAGEREF _Toc242864538 \h</w:instrText>
         </w:r>
         <w:r>
           <w:rPr>
@@ -783,7 +757,7 @@
           <w:noProof/>
         </w:rPr>
       </w:pPr>
-      <w:hyperlink w:anchor="_Toc242861687" w:history="1">
+      <w:hyperlink w:anchor="_Toc242864539" w:history="1">
         <w:r>
           <w:rPr>
             <w:rStyle w:val="aff9"/>
@@ -827,7 +801,7 @@
             <w:noProof/>
             <w:webHidden/>
           </w:rPr>
-          <w:instrText>PAGEREF _Toc242861687 \h</w:instrText>
+          <w:instrText>PAGEREF _Toc242864539 \h</w:instrText>
         </w:r>
         <w:r>
           <w:rPr>
@@ -881,7 +855,7 @@
           <w:noProof/>
         </w:rPr>
       </w:pPr>
-      <w:hyperlink w:anchor="_Toc242861688" w:history="1">
+      <w:hyperlink w:anchor="_Toc242864540" w:history="1">
         <w:r>
           <w:rPr>
             <w:rStyle w:val="aff9"/>
@@ -925,7 +899,7 @@
             <w:noProof/>
             <w:webHidden/>
           </w:rPr>
-          <w:instrText>PAGEREF _Toc242861688 \h</w:instrText>
+          <w:instrText>PAGEREF _Toc242864540 \h</w:instrText>
         </w:r>
         <w:r>
           <w:rPr>
@@ -979,7 +953,7 @@
           <w:noProof/>
         </w:rPr>
       </w:pPr>
-      <w:hyperlink w:anchor="_Toc242861689" w:history="1">
+      <w:hyperlink w:anchor="_Toc242864541" w:history="1">
         <w:r>
           <w:rPr>
             <w:rStyle w:val="aff9"/>
@@ -1023,7 +997,7 @@
             <w:noProof/>
             <w:webHidden/>
           </w:rPr>
-          <w:instrText>PAGEREF _Toc242861689 \h</w:instrText>
+          <w:instrText>PAGEREF _Toc242864541 \h</w:instrText>
         </w:r>
         <w:r>
           <w:rPr>
@@ -1076,7 +1050,7 @@
           <w:noProof/>
         </w:rPr>
       </w:pPr>
-      <w:hyperlink w:anchor="_Toc242861690" w:history="1">
+      <w:hyperlink w:anchor="_Toc242864542" w:history="1">
         <w:r>
           <w:rPr>
             <w:rStyle w:val="aff9"/>
@@ -1120,7 +1094,7 @@
             <w:noProof/>
             <w:webHidden/>
           </w:rPr>
-          <w:instrText>PAGEREF _Toc242861690 \h</w:instrText>
+          <w:instrText>PAGEREF _Toc242864542 \h</w:instrText>
         </w:r>
         <w:r>
           <w:rPr>
@@ -1174,7 +1148,7 @@
           <w:noProof/>
         </w:rPr>
       </w:pPr>
-      <w:hyperlink w:anchor="_Toc242861691" w:history="1">
+      <w:hyperlink w:anchor="_Toc242864543" w:history="1">
         <w:r>
           <w:rPr>
             <w:rStyle w:val="aff9"/>
@@ -1218,7 +1192,7 @@
             <w:noProof/>
             <w:webHidden/>
           </w:rPr>
-          <w:instrText>PAGEREF _Toc242861691 \h</w:instrText>
+          <w:instrText>PAGEREF _Toc242864543 \h</w:instrText>
         </w:r>
         <w:r>
           <w:rPr>
@@ -1272,7 +1246,7 @@
           <w:noProof/>
         </w:rPr>
       </w:pPr>
-      <w:hyperlink w:anchor="_Toc242861692" w:history="1">
+      <w:hyperlink w:anchor="_Toc242864544" w:history="1">
         <w:r>
           <w:rPr>
             <w:rStyle w:val="aff9"/>
@@ -1316,7 +1290,7 @@
             <w:noProof/>
             <w:webHidden/>
           </w:rPr>
-          <w:instrText>PAGEREF _Toc242861692 \h</w:instrText>
+          <w:instrText>PAGEREF _Toc242864544 \h</w:instrText>
         </w:r>
         <w:r>
           <w:rPr>
@@ -1370,7 +1344,7 @@
           <w:noProof/>
         </w:rPr>
       </w:pPr>
-      <w:hyperlink w:anchor="_Toc242861693" w:history="1">
+      <w:hyperlink w:anchor="_Toc242864545" w:history="1">
         <w:r>
           <w:rPr>
             <w:rStyle w:val="aff9"/>
@@ -1414,7 +1388,7 @@
             <w:noProof/>
             <w:webHidden/>
           </w:rPr>
-          <w:instrText>PAGEREF _Toc242861693 \h</w:instrText>
+          <w:instrText>PAGEREF _Toc242864545 \h</w:instrText>
         </w:r>
         <w:r>
           <w:rPr>
@@ -1468,7 +1442,7 @@
           <w:noProof/>
         </w:rPr>
       </w:pPr>
-      <w:hyperlink w:anchor="_Toc242861694" w:history="1">
+      <w:hyperlink w:anchor="_Toc242864546" w:history="1">
         <w:r>
           <w:rPr>
             <w:rStyle w:val="aff9"/>
@@ -1512,7 +1486,7 @@
             <w:noProof/>
             <w:webHidden/>
           </w:rPr>
-          <w:instrText>PAGEREF _Toc242861694 \h</w:instrText>
+          <w:instrText>PAGEREF _Toc242864546 \h</w:instrText>
         </w:r>
         <w:r>
           <w:rPr>
@@ -1565,7 +1539,7 @@
           <w:noProof/>
         </w:rPr>
       </w:pPr>
-      <w:hyperlink w:anchor="_Toc242861695" w:history="1">
+      <w:hyperlink w:anchor="_Toc242864547" w:history="1">
         <w:r>
           <w:rPr>
             <w:rStyle w:val="aff9"/>
@@ -1609,7 +1583,7 @@
             <w:noProof/>
             <w:webHidden/>
           </w:rPr>
-          <w:instrText>PAGEREF _Toc242861695 \h</w:instrText>
+          <w:instrText>PAGEREF _Toc242864547 \h</w:instrText>
         </w:r>
         <w:r>
           <w:rPr>
@@ -1663,7 +1637,7 @@
           <w:noProof/>
         </w:rPr>
       </w:pPr>
-      <w:hyperlink w:anchor="_Toc242861696" w:history="1">
+      <w:hyperlink w:anchor="_Toc242864548" w:history="1">
         <w:r>
           <w:rPr>
             <w:rStyle w:val="aff9"/>
@@ -1707,7 +1681,7 @@
             <w:noProof/>
             <w:webHidden/>
           </w:rPr>
-          <w:instrText>PAGEREF _Toc242861696 \h</w:instrText>
+          <w:instrText>PAGEREF _Toc242864548 \h</w:instrText>
         </w:r>
         <w:r>
           <w:rPr>
@@ -1761,7 +1735,7 @@
           <w:noProof/>
         </w:rPr>
       </w:pPr>
-      <w:hyperlink w:anchor="_Toc242861697" w:history="1">
+      <w:hyperlink w:anchor="_Toc242864549" w:history="1">
         <w:r>
           <w:rPr>
             <w:rStyle w:val="aff9"/>
@@ -1805,7 +1779,7 @@
             <w:noProof/>
             <w:webHidden/>
           </w:rPr>
-          <w:instrText>PAGEREF _Toc242861697 \h</w:instrText>
+          <w:instrText>PAGEREF _Toc242864549 \h</w:instrText>
         </w:r>
         <w:r>
           <w:rPr>
@@ -1859,7 +1833,7 @@
           <w:noProof/>
         </w:rPr>
       </w:pPr>
-      <w:hyperlink w:anchor="_Toc242861698" w:history="1">
+      <w:hyperlink w:anchor="_Toc242864550" w:history="1">
         <w:r>
           <w:rPr>
             <w:rStyle w:val="aff9"/>
@@ -1903,7 +1877,7 @@
             <w:noProof/>
             <w:webHidden/>
           </w:rPr>
-          <w:instrText>PAGEREF _Toc242861698 \h</w:instrText>
+          <w:instrText>PAGEREF _Toc242864550 \h</w:instrText>
         </w:r>
         <w:r>
           <w:rPr>
@@ -1956,7 +1930,7 @@
           <w:noProof/>
         </w:rPr>
       </w:pPr>
-      <w:hyperlink w:anchor="_Toc242861699" w:history="1">
+      <w:hyperlink w:anchor="_Toc242864551" w:history="1">
         <w:r>
           <w:rPr>
             <w:rStyle w:val="aff9"/>
@@ -2000,7 +1974,7 @@
             <w:noProof/>
             <w:webHidden/>
           </w:rPr>
-          <w:instrText>PAGEREF _Toc242861699 \h</w:instrText>
+          <w:instrText>PAGEREF _Toc242864551 \h</w:instrText>
         </w:r>
         <w:r>
           <w:rPr>
@@ -2053,7 +2027,7 @@
           <w:noProof/>
         </w:rPr>
       </w:pPr>
-      <w:hyperlink w:anchor="_Toc242861700" w:history="1">
+      <w:hyperlink w:anchor="_Toc242864552" w:history="1">
         <w:r>
           <w:rPr>
             <w:rStyle w:val="aff9"/>
@@ -2097,7 +2071,7 @@
             <w:noProof/>
             <w:webHidden/>
           </w:rPr>
-          <w:instrText>PAGEREF _Toc242861700 \h</w:instrText>
+          <w:instrText>PAGEREF _Toc242864552 \h</w:instrText>
         </w:r>
         <w:r>
           <w:rPr>
@@ -2150,7 +2124,7 @@
           <w:noProof/>
         </w:rPr>
       </w:pPr>
-      <w:hyperlink w:anchor="_Toc242861701" w:history="1">
+      <w:hyperlink w:anchor="_Toc242864553" w:history="1">
         <w:r>
           <w:rPr>
             <w:rStyle w:val="aff9"/>
@@ -2194,7 +2168,7 @@
             <w:noProof/>
             <w:webHidden/>
           </w:rPr>
-          <w:instrText>PAGEREF _Toc242861701 \h</w:instrText>
+          <w:instrText>PAGEREF _Toc242864553 \h</w:instrText>
         </w:r>
         <w:r>
           <w:rPr>
@@ -2247,7 +2221,7 @@
           <w:noProof/>
         </w:rPr>
       </w:pPr>
-      <w:hyperlink w:anchor="_Toc242861702" w:history="1">
+      <w:hyperlink w:anchor="_Toc242864554" w:history="1">
         <w:r>
           <w:rPr>
             <w:rStyle w:val="aff9"/>
@@ -2260,7 +2234,7 @@
             <w:rStyle w:val="aff9"/>
             <w:noProof/>
           </w:rPr>
-          <w:t>界面与验证状态</w:t>
+          <w:t>界面说明</w:t>
         </w:r>
         <w:r>
           <w:rPr>
@@ -2291,7 +2265,7 @@
             <w:noProof/>
             <w:webHidden/>
           </w:rPr>
-          <w:instrText>PAGEREF _Toc242861702 \h</w:instrText>
+          <w:instrText>PAGEREF _Toc242864554 \h</w:instrText>
         </w:r>
         <w:r>
           <w:rPr>
@@ -2339,16 +2313,12 @@
       </w:r>
     </w:p>
     <w:p>
-      <w:r>
-        <w:br w:type="page"/>
-      </w:r>
-    </w:p>
-    <w:p>
       <w:pPr>
         <w:pStyle w:val="1"/>
+        <w:pageBreakBefore/>
       </w:pPr>
       <w:bookmarkStart w:id="0" w:name="h_dd6d7104e866bf23c8a5"/>
-      <w:bookmarkStart w:id="1" w:name="_Toc242861680"/>
+      <w:bookmarkStart w:id="1" w:name="_Toc242864532"/>
       <w:r>
         <w:lastRenderedPageBreak/>
         <w:t xml:space="preserve">1 </w:t>
@@ -2390,7 +2360,7 @@
         <w:pStyle w:val="1"/>
       </w:pPr>
       <w:bookmarkStart w:id="2" w:name="h_6dd58f73a5b7bc655063"/>
-      <w:bookmarkStart w:id="3" w:name="_Toc242861681"/>
+      <w:bookmarkStart w:id="3" w:name="_Toc242864533"/>
       <w:r>
         <w:t xml:space="preserve">2 </w:t>
       </w:r>
@@ -2405,7 +2375,7 @@
         <w:pStyle w:val="21"/>
       </w:pPr>
       <w:bookmarkStart w:id="4" w:name="h_bc0b5778d6ce691849a8"/>
-      <w:bookmarkStart w:id="5" w:name="_Toc242861682"/>
+      <w:bookmarkStart w:id="5" w:name="_Toc242864534"/>
       <w:r>
         <w:t xml:space="preserve">2.1 </w:t>
       </w:r>
@@ -2669,7 +2639,7 @@
         <w:pStyle w:val="21"/>
       </w:pPr>
       <w:bookmarkStart w:id="6" w:name="h_81ceb7c8f63b16d8dfc2"/>
-      <w:bookmarkStart w:id="7" w:name="_Toc242861683"/>
+      <w:bookmarkStart w:id="7" w:name="_Toc242864535"/>
       <w:r>
         <w:t xml:space="preserve">2.2 </w:t>
       </w:r>
@@ -2976,7 +2946,7 @@
         <w:pStyle w:val="1"/>
       </w:pPr>
       <w:bookmarkStart w:id="8" w:name="h_ae56bffe69dc89f655b9"/>
-      <w:bookmarkStart w:id="9" w:name="_Toc242861684"/>
+      <w:bookmarkStart w:id="9" w:name="_Toc242864536"/>
       <w:r>
         <w:lastRenderedPageBreak/>
         <w:t xml:space="preserve">3 </w:t>
@@ -3550,7 +3520,7 @@
         <w:pStyle w:val="21"/>
       </w:pPr>
       <w:bookmarkStart w:id="10" w:name="h_f577ff99408f3b417f1b"/>
-      <w:bookmarkStart w:id="11" w:name="_Toc242861685"/>
+      <w:bookmarkStart w:id="11" w:name="_Toc242864537"/>
       <w:r>
         <w:t xml:space="preserve">3.1 </w:t>
       </w:r>
@@ -3593,7 +3563,7 @@
         <w:pStyle w:val="21"/>
       </w:pPr>
       <w:bookmarkStart w:id="12" w:name="h_628e3a5b9582eba90a0a"/>
-      <w:bookmarkStart w:id="13" w:name="_Toc242861686"/>
+      <w:bookmarkStart w:id="13" w:name="_Toc242864538"/>
       <w:r>
         <w:t xml:space="preserve">3.2 </w:t>
       </w:r>
@@ -3640,7 +3610,7 @@
         <w:pStyle w:val="21"/>
       </w:pPr>
       <w:bookmarkStart w:id="14" w:name="h_95a57b6bde121991f9e0"/>
-      <w:bookmarkStart w:id="15" w:name="_Toc242861687"/>
+      <w:bookmarkStart w:id="15" w:name="_Toc242864539"/>
       <w:r>
         <w:t xml:space="preserve">3.3 </w:t>
       </w:r>
@@ -3677,7 +3647,7 @@
         <w:pStyle w:val="21"/>
       </w:pPr>
       <w:bookmarkStart w:id="16" w:name="h_a4587948b098dc2a922d"/>
-      <w:bookmarkStart w:id="17" w:name="_Toc242861688"/>
+      <w:bookmarkStart w:id="17" w:name="_Toc242864540"/>
       <w:r>
         <w:t xml:space="preserve">3.4 </w:t>
       </w:r>
@@ -3730,7 +3700,7 @@
         <w:pStyle w:val="21"/>
       </w:pPr>
       <w:bookmarkStart w:id="18" w:name="h_c770f566997a30f6b9da"/>
-      <w:bookmarkStart w:id="19" w:name="_Toc242861689"/>
+      <w:bookmarkStart w:id="19" w:name="_Toc242864541"/>
       <w:r>
         <w:t xml:space="preserve">3.5 </w:t>
       </w:r>
@@ -4372,7 +4342,7 @@
       <w:r>
         <w:t>资料版本由系统维护，保存时用于识别过期编辑。字段长度与业务校验见</w:t>
       </w:r>
-      <w:hyperlink r:id="rId10">
+      <w:hyperlink r:id="rId9">
         <w:r>
           <w:t>设计文档</w:t>
         </w:r>
@@ -4386,7 +4356,7 @@
         <w:pStyle w:val="1"/>
       </w:pPr>
       <w:bookmarkStart w:id="20" w:name="h_3306e4ea086c38ef8bdd"/>
-      <w:bookmarkStart w:id="21" w:name="_Toc242861690"/>
+      <w:bookmarkStart w:id="21" w:name="_Toc242864542"/>
       <w:r>
         <w:lastRenderedPageBreak/>
         <w:t xml:space="preserve">4 </w:t>
@@ -4402,7 +4372,7 @@
         <w:pStyle w:val="21"/>
       </w:pPr>
       <w:bookmarkStart w:id="22" w:name="h_842e26b3b373dca37144"/>
-      <w:bookmarkStart w:id="23" w:name="_Toc242861691"/>
+      <w:bookmarkStart w:id="23" w:name="_Toc242864543"/>
       <w:r>
         <w:t xml:space="preserve">4.1 </w:t>
       </w:r>
@@ -4557,31 +4527,7 @@
         <w:t xml:space="preserve"> ≤ </w:t>
       </w:r>
       <w:r>
-        <w:t>截止时间，包含起止时刻。时间按北京时间处理，样例截止时间为</w:t>
-      </w:r>
-      <w:r>
-        <w:t>2026</w:t>
-      </w:r>
-      <w:r>
-        <w:t>年</w:t>
-      </w:r>
-      <w:r>
-        <w:t>11</w:t>
-      </w:r>
-      <w:r>
-        <w:t>月</w:t>
-      </w:r>
-      <w:r>
-        <w:t>1</w:t>
-      </w:r>
-      <w:r>
-        <w:t>日</w:t>
-      </w:r>
-      <w:r>
-        <w:t>17:00</w:t>
-      </w:r>
-      <w:r>
-        <w:t>，实际起止时间由数据库记录。</w:t>
+        <w:t>截止时间，包含起止时刻。时间按北京时间处理，实际开放起止时间以数据库中的学期配置为准。</w:t>
       </w:r>
     </w:p>
     <w:p>
@@ -4589,7 +4535,7 @@
         <w:pStyle w:val="21"/>
       </w:pPr>
       <w:bookmarkStart w:id="24" w:name="h_7e8820e6d34548e86343"/>
-      <w:bookmarkStart w:id="25" w:name="_Toc242861692"/>
+      <w:bookmarkStart w:id="25" w:name="_Toc242864544"/>
       <w:r>
         <w:t xml:space="preserve">4.2 </w:t>
       </w:r>
@@ -4685,7 +4631,7 @@
         <w:pStyle w:val="21"/>
       </w:pPr>
       <w:bookmarkStart w:id="26" w:name="h_50fb308c27f207148734"/>
-      <w:bookmarkStart w:id="27" w:name="_Toc242861693"/>
+      <w:bookmarkStart w:id="27" w:name="_Toc242864545"/>
       <w:r>
         <w:t xml:space="preserve">4.3 </w:t>
       </w:r>
@@ -4765,7 +4711,7 @@
         <w:pStyle w:val="21"/>
       </w:pPr>
       <w:bookmarkStart w:id="28" w:name="h_a7261dcc2268078fe47e"/>
-      <w:bookmarkStart w:id="29" w:name="_Toc242861694"/>
+      <w:bookmarkStart w:id="29" w:name="_Toc242864546"/>
       <w:r>
         <w:t xml:space="preserve">4.4 </w:t>
       </w:r>
@@ -4808,7 +4754,7 @@
         <w:pStyle w:val="1"/>
       </w:pPr>
       <w:bookmarkStart w:id="30" w:name="h_d97f8b3eb23a1791c4ed"/>
-      <w:bookmarkStart w:id="31" w:name="_Toc242861695"/>
+      <w:bookmarkStart w:id="31" w:name="_Toc242864547"/>
       <w:r>
         <w:t xml:space="preserve">5 </w:t>
       </w:r>
@@ -4823,7 +4769,7 @@
         <w:pStyle w:val="21"/>
       </w:pPr>
       <w:bookmarkStart w:id="32" w:name="h_1021a90d435724669857"/>
-      <w:bookmarkStart w:id="33" w:name="_Toc242861696"/>
+      <w:bookmarkStart w:id="33" w:name="_Toc242864548"/>
       <w:r>
         <w:t xml:space="preserve">5.1 </w:t>
       </w:r>
@@ -4876,7 +4822,7 @@
                     <pic:cNvPicPr/>
                   </pic:nvPicPr>
                   <pic:blipFill>
-                    <a:blip r:embed="rId11"/>
+                    <a:blip r:embed="rId10"/>
                     <a:stretch>
                       <a:fillRect/>
                     </a:stretch>
@@ -4913,15 +4859,15 @@
       </w:r>
     </w:p>
     <w:p>
+      <w:hyperlink r:id="rId11">
+        <w:r>
+          <w:t>矢量图</w:t>
+        </w:r>
+      </w:hyperlink>
+      <w:r>
+        <w:t>和</w:t>
+      </w:r>
       <w:hyperlink r:id="rId12">
-        <w:r>
-          <w:t>矢量图</w:t>
-        </w:r>
-      </w:hyperlink>
-      <w:r>
-        <w:t>和</w:t>
-      </w:r>
-      <w:hyperlink r:id="rId13">
         <w:r>
           <w:t>Mermaid</w:t>
         </w:r>
@@ -4938,7 +4884,7 @@
         <w:pStyle w:val="21"/>
       </w:pPr>
       <w:bookmarkStart w:id="34" w:name="h_6d3afa9930dd26c3985a"/>
-      <w:bookmarkStart w:id="35" w:name="_Toc242861697"/>
+      <w:bookmarkStart w:id="35" w:name="_Toc242864549"/>
       <w:r>
         <w:t xml:space="preserve">5.2 </w:t>
       </w:r>
@@ -5890,7 +5836,7 @@
       <w:r>
         <w:t>详细测试步骤见</w:t>
       </w:r>
-      <w:hyperlink r:id="rId14" w:anchor="h_7d144523646bf2bb7978">
+      <w:hyperlink r:id="rId13" w:anchor="h_7d144523646bf2bb7978">
         <w:r>
           <w:t>测试计划第</w:t>
         </w:r>
@@ -5904,7 +5850,7 @@
       <w:r>
         <w:t>，实现与测试脚本对应关系见</w:t>
       </w:r>
-      <w:hyperlink r:id="rId15" w:anchor="h_6bca119ba137a682bb64">
+      <w:hyperlink r:id="rId14" w:anchor="h_6bca119ba137a682bb64">
         <w:r>
           <w:t>测试计划第</w:t>
         </w:r>
@@ -5924,7 +5870,7 @@
         <w:pStyle w:val="21"/>
       </w:pPr>
       <w:bookmarkStart w:id="36" w:name="h_02ca5368dc86cd54cfaa"/>
-      <w:bookmarkStart w:id="37" w:name="_Toc242861698"/>
+      <w:bookmarkStart w:id="37" w:name="_Toc242864550"/>
       <w:r>
         <w:t xml:space="preserve">5.3 </w:t>
       </w:r>
@@ -7051,7 +6997,7 @@
         <w:pStyle w:val="1"/>
       </w:pPr>
       <w:bookmarkStart w:id="49" w:name="h_b256c867fd6c252cc957"/>
-      <w:bookmarkStart w:id="50" w:name="_Toc242861699"/>
+      <w:bookmarkStart w:id="50" w:name="_Toc242864551"/>
       <w:r>
         <w:t xml:space="preserve">6 </w:t>
       </w:r>
@@ -7099,7 +7045,7 @@
         <w:pStyle w:val="1"/>
       </w:pPr>
       <w:bookmarkStart w:id="51" w:name="h_6b649f43de6a992efbfb"/>
-      <w:bookmarkStart w:id="52" w:name="_Toc242861700"/>
+      <w:bookmarkStart w:id="52" w:name="_Toc242864552"/>
       <w:r>
         <w:t xml:space="preserve">7 </w:t>
       </w:r>
@@ -7505,15 +7451,15 @@
       <w:r>
         <w:t>验收包括功能、权限、数据保存和页面操作。具体场景见</w:t>
       </w:r>
+      <w:hyperlink r:id="rId15">
+        <w:r>
+          <w:t>测试计划</w:t>
+        </w:r>
+      </w:hyperlink>
+      <w:r>
+        <w:t>，执行结果见</w:t>
+      </w:r>
       <w:hyperlink r:id="rId16">
-        <w:r>
-          <w:t>测试计划</w:t>
-        </w:r>
-      </w:hyperlink>
-      <w:r>
-        <w:t>，执行结果见</w:t>
-      </w:r>
-      <w:hyperlink r:id="rId17">
         <w:r>
           <w:t>测试报告</w:t>
         </w:r>
@@ -7527,7 +7473,7 @@
         <w:pStyle w:val="1"/>
       </w:pPr>
       <w:bookmarkStart w:id="53" w:name="h_7614f992a29af9a59d8b"/>
-      <w:bookmarkStart w:id="54" w:name="_Toc242861701"/>
+      <w:bookmarkStart w:id="54" w:name="_Toc242864553"/>
       <w:r>
         <w:t xml:space="preserve">8 </w:t>
       </w:r>
@@ -8001,7 +7947,7 @@
               <w:pStyle w:val="TableText"/>
             </w:pPr>
             <w:r>
-              <w:t>按最终课程数量和统一单价计算学费，模拟发送课表与金额快照；未接入真实财务系统</w:t>
+              <w:t>按最终课程数量和统一单价计算学费，模拟发送课表与金额快照</w:t>
             </w:r>
           </w:p>
         </w:tc>
@@ -8149,13 +8095,13 @@
       <w:pPr>
         <w:pStyle w:val="1"/>
       </w:pPr>
-      <w:bookmarkStart w:id="55" w:name="h_16b685777b861df999f0"/>
-      <w:bookmarkStart w:id="56" w:name="_Toc242861702"/>
+      <w:bookmarkStart w:id="55" w:name="h_4691bf47eda0eff0787b"/>
+      <w:bookmarkStart w:id="56" w:name="_Toc242864554"/>
       <w:r>
         <w:t xml:space="preserve">9 </w:t>
       </w:r>
       <w:r>
-        <w:t>界面与验证状态</w:t>
+        <w:t>界面说明</w:t>
       </w:r>
       <w:bookmarkEnd w:id="55"/>
       <w:bookmarkEnd w:id="56"/>
@@ -8167,47 +8113,7 @@
     </w:p>
     <w:p>
       <w:r>
-        <w:t>截至</w:t>
-      </w:r>
-      <w:r>
-        <w:t>2026</w:t>
-      </w:r>
-      <w:r>
-        <w:t>年</w:t>
-      </w:r>
-      <w:r>
-        <w:t>10</w:t>
-      </w:r>
-      <w:r>
-        <w:t>月</w:t>
-      </w:r>
-      <w:r>
-        <w:t>14</w:t>
-      </w:r>
-      <w:r>
-        <w:t>日，当前代码提交</w:t>
-      </w:r>
-      <w:r>
-        <w:rPr>
-          <w:rFonts w:ascii="Consolas" w:hAnsi="Consolas"/>
-          <w:sz w:val="18"/>
-        </w:rPr>
-        <w:t>73b5336</w:t>
-      </w:r>
-      <w:r>
-        <w:t>已完成独立临时</w:t>
-      </w:r>
-      <w:r>
-        <w:t>MySQL</w:t>
-      </w:r>
-      <w:r>
-        <w:t>、</w:t>
-      </w:r>
-      <w:r>
-        <w:t>PHP</w:t>
-      </w:r>
-      <w:r>
-        <w:t>服务及会话目录中的完整回归：</w:t>
+        <w:t>上述功能和规则已纳入</w:t>
       </w:r>
       <w:r>
         <w:t>39</w:t>
@@ -8219,73 +8125,11 @@
         <w:t>1067</w:t>
       </w:r>
       <w:r>
-        <w:t>项检查全部通过，退出码</w:t>
-      </w:r>
-      <w:r>
-        <w:t>0</w:t>
-      </w:r>
-      <w:r>
-        <w:t>，最后一席竞争执行</w:t>
-      </w:r>
-      <w:r>
-        <w:t>5</w:t>
-      </w:r>
-      <w:r>
-        <w:t>轮。该回归覆盖页面精简后的实现，以及先修课、秒级时间冲突和数据库连接复用修复；其中先修与时间边界</w:t>
-      </w:r>
-      <w:r>
-        <w:t>13</w:t>
-      </w:r>
-      <w:r>
-        <w:t>项、</w:t>
-      </w:r>
-      <w:r>
-        <w:t>HTTP</w:t>
-      </w:r>
-      <w:r>
-        <w:t>连接检查</w:t>
-      </w:r>
-      <w:r>
-        <w:t>15</w:t>
-      </w:r>
-      <w:r>
-        <w:t>项均通过。</w:t>
-      </w:r>
-      <w:r>
-        <w:t>PHP</w:t>
-      </w:r>
-      <w:r>
-        <w:t>服务日志无</w:t>
-      </w:r>
-      <w:r>
-        <w:t>Warning</w:t>
-      </w:r>
-      <w:r>
-        <w:t>、</w:t>
-      </w:r>
-      <w:r>
-        <w:t>Notice</w:t>
-      </w:r>
-      <w:r>
-        <w:t>、</w:t>
-      </w:r>
-      <w:r>
-        <w:t>Fatal error</w:t>
-      </w:r>
-      <w:r>
-        <w:t>或未处理异常。浏览器人工操作、键盘、窄屏视觉验收和大规模性能测试仍未完成。完整记录见</w:t>
-      </w:r>
-      <w:hyperlink r:id="rId18">
-        <w:r>
-          <w:t>最新自动检查记录</w:t>
-        </w:r>
-      </w:hyperlink>
-      <w:r>
-        <w:t>，新增边界明细见</w:t>
-      </w:r>
-      <w:hyperlink r:id="rId19">
-        <w:r>
-          <w:t>边界检查记录</w:t>
+        <w:t>项自动检查，结果全部通过，详见</w:t>
+      </w:r>
+      <w:hyperlink r:id="rId17">
+        <w:r>
+          <w:t>测试报告</w:t>
         </w:r>
       </w:hyperlink>
       <w:r>
@@ -8293,7 +8137,7 @@
       </w:r>
     </w:p>
     <w:sectPr>
-      <w:footerReference w:type="default" r:id="rId20"/>
+      <w:footerReference w:type="default" r:id="rId18"/>
       <w:pgSz w:w="11906" w:h="16838"/>
       <w:pgMar w:top="1134" w:right="1134" w:bottom="1134" w:left="1134" w:header="720" w:footer="510" w:gutter="0"/>
       <w:cols w:space="720"/>
@@ -8567,31 +8411,31 @@
       </w:rPr>
     </w:lvl>
   </w:abstractNum>
-  <w:num w:numId="1" w16cid:durableId="1547328255">
+  <w:num w:numId="1" w16cid:durableId="1059983428">
     <w:abstractNumId w:val="8"/>
   </w:num>
-  <w:num w:numId="2" w16cid:durableId="1366563130">
+  <w:num w:numId="2" w16cid:durableId="1088769558">
     <w:abstractNumId w:val="6"/>
   </w:num>
-  <w:num w:numId="3" w16cid:durableId="999309866">
+  <w:num w:numId="3" w16cid:durableId="2027903165">
     <w:abstractNumId w:val="5"/>
   </w:num>
-  <w:num w:numId="4" w16cid:durableId="1252549057">
+  <w:num w:numId="4" w16cid:durableId="1062871104">
     <w:abstractNumId w:val="4"/>
   </w:num>
-  <w:num w:numId="5" w16cid:durableId="140469372">
+  <w:num w:numId="5" w16cid:durableId="1897472818">
     <w:abstractNumId w:val="7"/>
   </w:num>
-  <w:num w:numId="6" w16cid:durableId="1803109579">
+  <w:num w:numId="6" w16cid:durableId="704016476">
     <w:abstractNumId w:val="3"/>
   </w:num>
-  <w:num w:numId="7" w16cid:durableId="1316110204">
+  <w:num w:numId="7" w16cid:durableId="605037425">
     <w:abstractNumId w:val="2"/>
   </w:num>
-  <w:num w:numId="8" w16cid:durableId="397897627">
+  <w:num w:numId="8" w16cid:durableId="1127746508">
     <w:abstractNumId w:val="1"/>
   </w:num>
-  <w:num w:numId="9" w16cid:durableId="127166928">
+  <w:num w:numId="9" w16cid:durableId="1168593885">
     <w:abstractNumId w:val="0"/>
   </w:num>
 </w:numbering>
@@ -9919,8 +9763,13 @@
     <w:qFormat/>
     <w:rsid w:val="00FC693F"/>
     <w:pPr>
+      <w:keepNext w:val="0"/>
+      <w:spacing w:before="0" w:after="40" w:line="240" w:lineRule="auto"/>
       <w:outlineLvl w:val="9"/>
     </w:pPr>
+    <w:rPr>
+      <w:sz w:val="21"/>
+    </w:rPr>
   </w:style>
   <w:style w:type="table" w:styleId="aff1">
     <w:name w:val="Table Grid"/>
@@ -20001,21 +19850,23 @@
   <w:style w:type="paragraph" w:customStyle="1" w:styleId="TOC11">
     <w:name w:val="TOC 11"/>
     <w:pPr>
-      <w:spacing w:after="80"/>
+      <w:spacing w:after="40" w:line="240" w:lineRule="auto"/>
     </w:pPr>
     <w:rPr>
       <w:rFonts w:ascii="Calibri" w:eastAsia="宋体" w:hAnsi="Calibri"/>
       <w:color w:val="000000"/>
+      <w:sz w:val="21"/>
     </w:rPr>
   </w:style>
   <w:style w:type="paragraph" w:customStyle="1" w:styleId="TOC21">
     <w:name w:val="TOC 21"/>
     <w:pPr>
-      <w:spacing w:after="80"/>
+      <w:spacing w:after="40" w:line="240" w:lineRule="auto"/>
     </w:pPr>
     <w:rPr>
       <w:rFonts w:ascii="Calibri" w:eastAsia="宋体" w:hAnsi="Calibri"/>
       <w:color w:val="000000"/>
+      <w:sz w:val="21"/>
     </w:rPr>
   </w:style>
   <w:style w:type="paragraph" w:styleId="TOC1">
@@ -20025,7 +19876,7 @@
     <w:autoRedefine/>
     <w:uiPriority w:val="39"/>
     <w:unhideWhenUsed/>
-    <w:rsid w:val="009E2013"/>
+    <w:rsid w:val="005646F1"/>
   </w:style>
   <w:style w:type="paragraph" w:styleId="TOC2">
     <w:name w:val="toc 2"/>
@@ -20034,7 +19885,7 @@
     <w:autoRedefine/>
     <w:uiPriority w:val="39"/>
     <w:unhideWhenUsed/>
-    <w:rsid w:val="009E2013"/>
+    <w:rsid w:val="005646F1"/>
     <w:pPr>
       <w:ind w:leftChars="200" w:left="420"/>
     </w:pPr>
@@ -20044,7 +19895,7 @@
     <w:basedOn w:val="a2"/>
     <w:uiPriority w:val="99"/>
     <w:unhideWhenUsed/>
-    <w:rsid w:val="009E2013"/>
+    <w:rsid w:val="005646F1"/>
     <w:rPr>
       <w:color w:val="0000FF" w:themeColor="hyperlink"/>
       <w:u w:val="single"/>
